--- a/CV_BELAITER_Adam.docx
+++ b/CV_BELAITER_Adam.docx
@@ -4,356 +4,415 @@
   <w:body>
     <w:p>
       <w:pPr>
-        <w:spacing w:after="20"/>
-        <w:jc w:val="center"/>
-      </w:pPr>
-      <w:r>
-        <w:rPr>
-          <w:rFonts w:ascii="Aptos Display" w:hAnsi="Aptos Display"/>
-          <w:b/>
-          <w:color w:val="1F4E79"/>
-          <w:sz w:val="44"/>
-        </w:rPr>
-        <w:t>BELAITER Adam</w:t>
-      </w:r>
-    </w:p>
-    <w:p>
-      <w:pPr>
-        <w:spacing w:after="80"/>
+        <w:spacing w:before="0" w:after="40"/>
         <w:jc w:val="center"/>
       </w:pPr>
       <w:r>
         <w:rPr>
           <w:b/>
+          <w:color w:val="1F4E79"/>
+          <w:sz w:val="36"/>
+        </w:rPr>
+        <w:t>BELAITER ADAM</w:t>
+        <w:br/>
+      </w:r>
+      <w:r>
+        <w:rPr>
+          <w:b/>
+          <w:color w:val="282828"/>
           <w:sz w:val="21"/>
         </w:rPr>
         <w:t>TECHNICIEN SPÉCIALISÉ EN DÉVELOPPEMENT INFORMATIQUE</w:t>
+        <w:br/>
       </w:r>
     </w:p>
     <w:p>
       <w:pPr>
-        <w:spacing w:after="160"/>
+        <w:spacing w:before="0" w:after="120"/>
         <w:jc w:val="center"/>
       </w:pPr>
       <w:r>
         <w:rPr>
-          <w:sz w:val="17"/>
+          <w:color w:val="646464"/>
+          <w:sz w:val="18"/>
         </w:rPr>
-        <w:t>Rabat, Maroc</w:t>
-      </w:r>
-      <w:r>
-        <w:t xml:space="preserve">  •  </w:t>
-      </w:r>
-      <w:r>
-        <w:rPr>
-          <w:sz w:val="17"/>
-        </w:rPr>
-        <w:t>0629162346</w:t>
-      </w:r>
-      <w:r>
-        <w:t xml:space="preserve">  •  </w:t>
-      </w:r>
-      <w:r>
-        <w:rPr>
-          <w:sz w:val="17"/>
-        </w:rPr>
-        <w:t>adambelaiter.007@gmail.com</w:t>
-      </w:r>
-      <w:r>
-        <w:t xml:space="preserve">  •  </w:t>
-      </w:r>
-      <w:r>
-        <w:rPr>
-          <w:sz w:val="17"/>
-        </w:rPr>
-        <w:t>linkedin.com/in/adam-belaiter-54145a430</w:t>
+        <w:t>Rabat, Maroc  |  0629162346  |  adambelaiter.007@gmail.com</w:t>
+        <w:br/>
+        <w:t>LinkedIn: linkedin.com/in/adam-belaiter-54145a430  |  GitHub: github.com/AdamBel-Dev</w:t>
       </w:r>
     </w:p>
     <w:p>
       <w:pPr>
-        <w:spacing w:before="140" w:after="60"/>
+        <w:keepNext/>
+        <w:spacing w:before="160" w:after="60"/>
         <w:pBdr>
-          <w:bottom w:val="single" w:sz="8" w:space="4" w:color="1F4E79"/>
+          <w:bottom w:val="single" w:sz="8" w:space="2" w:color="1F4E79"/>
         </w:pBdr>
       </w:pPr>
       <w:r>
         <w:rPr>
-          <w:rFonts w:ascii="Aptos Display" w:hAnsi="Aptos Display"/>
           <w:b/>
           <w:color w:val="1F4E79"/>
-          <w:sz w:val="22"/>
+          <w:sz w:val="21"/>
         </w:rPr>
-        <w:t>PROFIL</w:t>
+        <w:t>PROFIL PROFESSIONNEL</w:t>
       </w:r>
     </w:p>
     <w:p>
       <w:pPr>
-        <w:spacing w:after="80"/>
+        <w:spacing w:after="80" w:line="276" w:lineRule="auto"/>
       </w:pPr>
       <w:r>
-        <w:t>Étudiant en formation de Technicien Spécialisé en Développement Informatique, passionné par la programmation et la conception d’applications. Possédant des connaissances en développement logiciel, développement web, bases de données et modélisation UML/Merise. Curieux, motivé et désireux de mettre mes compétences en pratique dans un environnement professionnel.</w:t>
+        <w:t>Étudiant en formation de Technicien Spécialisé en Développement Informatique, passionné par la programmation et la conception d’applications. Possédant de solides compétences en développement logiciel, développement web, bases de données et modélisation UML/Merise. Curieux, motivé et désireux de mettre mes compétences en pratique au sein d'une équipe dynamique.</w:t>
       </w:r>
     </w:p>
     <w:p>
       <w:pPr>
-        <w:spacing w:before="140" w:after="60"/>
+        <w:keepNext/>
+        <w:spacing w:before="160" w:after="60"/>
         <w:pBdr>
-          <w:bottom w:val="single" w:sz="8" w:space="4" w:color="1F4E79"/>
+          <w:bottom w:val="single" w:sz="8" w:space="2" w:color="1F4E79"/>
         </w:pBdr>
       </w:pPr>
       <w:r>
         <w:rPr>
-          <w:rFonts w:ascii="Aptos Display" w:hAnsi="Aptos Display"/>
           <w:b/>
           <w:color w:val="1F4E79"/>
-          <w:sz w:val="22"/>
+          <w:sz w:val="21"/>
+        </w:rPr>
+        <w:t>COMPÉTENCES TECHNIQUES</w:t>
+      </w:r>
+    </w:p>
+    <w:p>
+      <w:pPr>
+        <w:spacing w:after="40"/>
+        <w:ind w:left="216"/>
+      </w:pPr>
+      <w:r>
+        <w:rPr>
+          <w:b/>
+          <w:color w:val="282828"/>
+        </w:rPr>
+        <w:t xml:space="preserve">•  Langages de programmation : </w:t>
+      </w:r>
+      <w:r>
+        <w:t>C, Python, Java, VB.NET, PHP</w:t>
+      </w:r>
+    </w:p>
+    <w:p>
+      <w:pPr>
+        <w:spacing w:after="40"/>
+        <w:ind w:left="216"/>
+      </w:pPr>
+      <w:r>
+        <w:rPr>
+          <w:b/>
+          <w:color w:val="282828"/>
+        </w:rPr>
+        <w:t xml:space="preserve">•  Développement Web : </w:t>
+      </w:r>
+      <w:r>
+        <w:t>HTML, CSS, JavaScript</w:t>
+      </w:r>
+    </w:p>
+    <w:p>
+      <w:pPr>
+        <w:spacing w:after="40"/>
+        <w:ind w:left="216"/>
+      </w:pPr>
+      <w:r>
+        <w:rPr>
+          <w:b/>
+          <w:color w:val="282828"/>
+        </w:rPr>
+        <w:t xml:space="preserve">•  Bases de données : </w:t>
+      </w:r>
+      <w:r>
+        <w:t>SQL Server, MySQL (MySQL Workbench)</w:t>
+      </w:r>
+    </w:p>
+    <w:p>
+      <w:pPr>
+        <w:spacing w:after="40"/>
+        <w:ind w:left="216"/>
+      </w:pPr>
+      <w:r>
+        <w:rPr>
+          <w:b/>
+          <w:color w:val="282828"/>
+        </w:rPr>
+        <w:t xml:space="preserve">•  Outils &amp; Environnements : </w:t>
+      </w:r>
+      <w:r>
+        <w:t>Visual Studio, Visual Studio Code, Git, GitHub</w:t>
+      </w:r>
+    </w:p>
+    <w:p>
+      <w:pPr>
+        <w:spacing w:after="40"/>
+        <w:ind w:left="216"/>
+      </w:pPr>
+      <w:r>
+        <w:rPr>
+          <w:b/>
+          <w:color w:val="282828"/>
+        </w:rPr>
+        <w:t xml:space="preserve">•  Modélisation : </w:t>
+      </w:r>
+      <w:r>
+        <w:t>UML, Merise</w:t>
+      </w:r>
+    </w:p>
+    <w:p>
+      <w:pPr>
+        <w:keepNext/>
+        <w:spacing w:before="160" w:after="60"/>
+        <w:pBdr>
+          <w:bottom w:val="single" w:sz="8" w:space="2" w:color="1F4E79"/>
+        </w:pBdr>
+      </w:pPr>
+      <w:r>
+        <w:rPr>
+          <w:b/>
+          <w:color w:val="1F4E79"/>
+          <w:sz w:val="21"/>
+        </w:rPr>
+        <w:t>PROJETS &amp; PORTFOLIO</w:t>
+      </w:r>
+    </w:p>
+    <w:p>
+      <w:pPr>
+        <w:keepNext/>
+        <w:spacing w:after="20"/>
+      </w:pPr>
+      <w:r>
+        <w:rPr>
+          <w:b/>
+        </w:rPr>
+        <w:t>TIMYRIWIN — Site Web Dynamique de Gestion des Réservations d'Événements</w:t>
+      </w:r>
+    </w:p>
+    <w:p>
+      <w:pPr>
+        <w:spacing w:after="30"/>
+        <w:ind w:left="360"/>
+      </w:pPr>
+      <w:r>
+        <w:t>•  Conception et développement d'une plateforme web dynamique dédiée à la gestion et à la réservation d'événements.</w:t>
+      </w:r>
+    </w:p>
+    <w:p>
+      <w:pPr>
+        <w:spacing w:after="30"/>
+        <w:ind w:left="360"/>
+      </w:pPr>
+      <w:r>
+        <w:t>•  Réalisation de l'interface utilisateur responsive à l'aide de HTML, CSS et JavaScript.</w:t>
+      </w:r>
+    </w:p>
+    <w:p>
+      <w:pPr>
+        <w:spacing w:after="30"/>
+        <w:ind w:left="360"/>
+      </w:pPr>
+      <w:r>
+        <w:t>•  Mise en œuvre de la logique métier backend et du traitement du flux de réservation en PHP.</w:t>
+      </w:r>
+    </w:p>
+    <w:p>
+      <w:pPr>
+        <w:spacing w:after="30"/>
+        <w:ind w:left="360"/>
+      </w:pPr>
+      <w:r>
+        <w:t>•  Modélisation, création et administration de la base de données relationnelle sous MySQL Workbench.</w:t>
+      </w:r>
+    </w:p>
+    <w:p>
+      <w:pPr>
+        <w:spacing w:before="60" w:after="40"/>
+        <w:ind w:left="216"/>
+      </w:pPr>
+      <w:r>
+        <w:rPr>
+          <w:b/>
+        </w:rPr>
+        <w:t xml:space="preserve">•  Portfolio en ligne : </w:t>
+      </w:r>
+      <w:r>
+        <w:rPr>
+          <w:color w:val="1F4E79"/>
+        </w:rPr>
+        <w:t>https://adambel-dev.github.io/BELAITER_Adam_Portfolio/</w:t>
+      </w:r>
+    </w:p>
+    <w:p>
+      <w:pPr>
+        <w:keepNext/>
+        <w:spacing w:before="160" w:after="60"/>
+        <w:pBdr>
+          <w:bottom w:val="single" w:sz="8" w:space="2" w:color="1F4E79"/>
+        </w:pBdr>
+      </w:pPr>
+      <w:r>
+        <w:rPr>
+          <w:b/>
+          <w:color w:val="1F4E79"/>
+          <w:sz w:val="21"/>
         </w:rPr>
         <w:t>FORMATION</w:t>
       </w:r>
     </w:p>
     <w:p>
       <w:pPr>
-        <w:spacing w:after="20"/>
+        <w:tabs>
+          <w:tab w:pos="10800" w:val="right"/>
+        </w:tabs>
+        <w:spacing w:after="40"/>
       </w:pPr>
       <w:r>
         <w:rPr>
           <w:b/>
         </w:rPr>
-        <w:t>Technicien Spécialisé – Développement Informatique</w:t>
+        <w:t>•  Technicien Spécialisé en Développement Informatique</w:t>
       </w:r>
       <w:r>
-        <w:t xml:space="preserve">  |  MIAGE – Rabat Menzeh</w:t>
+        <w:t xml:space="preserve"> | MIAGE – Rabat Menzeh</w:t>
       </w:r>
-    </w:p>
-    <w:p>
-      <w:pPr>
-        <w:spacing w:after="40"/>
-        <w:ind w:left="173"/>
-      </w:pPr>
       <w:r>
+        <w:rPr>
+          <w:color w:val="646464"/>
+        </w:rPr>
+        <w:tab/>
         <w:t>09/2024 – 09/2026</w:t>
       </w:r>
     </w:p>
     <w:p>
       <w:pPr>
-        <w:spacing w:before="140" w:after="60"/>
-        <w:pBdr>
-          <w:bottom w:val="single" w:sz="8" w:space="4" w:color="1F4E79"/>
-        </w:pBdr>
-      </w:pPr>
-      <w:r>
-        <w:rPr>
-          <w:rFonts w:ascii="Aptos Display" w:hAnsi="Aptos Display"/>
-          <w:b/>
-          <w:color w:val="1F4E79"/>
-          <w:sz w:val="22"/>
-        </w:rPr>
-        <w:t>COMPÉTENCES TECHNIQUES</w:t>
-      </w:r>
-    </w:p>
-    <w:p>
-      <w:pPr>
-        <w:spacing w:after="20"/>
+        <w:tabs>
+          <w:tab w:pos="10800" w:val="right"/>
+        </w:tabs>
+        <w:spacing w:after="40"/>
       </w:pPr>
       <w:r>
         <w:rPr>
           <w:b/>
         </w:rPr>
-        <w:t xml:space="preserve">Langages de programmation : </w:t>
+        <w:t>•  Baccalauréat en Sciences Physiques (Option Français)</w:t>
       </w:r>
       <w:r>
-        <w:t>VB.NET • C • Python • Java</w:t>
+        <w:t xml:space="preserve"> | Rabat, Maroc</w:t>
+      </w:r>
+      <w:r>
+        <w:rPr>
+          <w:color w:val="646464"/>
+        </w:rPr>
+        <w:tab/>
+        <w:t>2023 – 2024</w:t>
       </w:r>
     </w:p>
     <w:p>
       <w:pPr>
-        <w:spacing w:after="20"/>
+        <w:keepNext/>
+        <w:spacing w:before="160" w:after="60"/>
+        <w:pBdr>
+          <w:bottom w:val="single" w:sz="8" w:space="2" w:color="1F4E79"/>
+        </w:pBdr>
       </w:pPr>
       <w:r>
         <w:rPr>
           <w:b/>
-        </w:rPr>
-        <w:t xml:space="preserve">Développement Web : </w:t>
-      </w:r>
-      <w:r>
-        <w:t>HTML • CSS • JavaScript</w:t>
-      </w:r>
-    </w:p>
-    <w:p>
-      <w:pPr>
-        <w:spacing w:after="20"/>
-      </w:pPr>
-      <w:r>
-        <w:rPr>
-          <w:b/>
-        </w:rPr>
-        <w:t xml:space="preserve">Bases de données : </w:t>
-      </w:r>
-      <w:r>
-        <w:t>SQL Server • MySQL</w:t>
-      </w:r>
-    </w:p>
-    <w:p>
-      <w:pPr>
-        <w:spacing w:after="20"/>
-      </w:pPr>
-      <w:r>
-        <w:rPr>
-          <w:b/>
-        </w:rPr>
-        <w:t xml:space="preserve">Outils : </w:t>
-      </w:r>
-      <w:r>
-        <w:t>Visual Studio • Visual Studio Code</w:t>
-      </w:r>
-    </w:p>
-    <w:p>
-      <w:pPr>
-        <w:spacing w:after="20"/>
-      </w:pPr>
-      <w:r>
-        <w:rPr>
-          <w:b/>
-        </w:rPr>
-        <w:t xml:space="preserve">Modélisation : </w:t>
-      </w:r>
-      <w:r>
-        <w:t>UML • Merise</w:t>
-      </w:r>
-    </w:p>
-    <w:p>
-      <w:pPr>
-        <w:spacing w:before="140" w:after="60"/>
-        <w:pBdr>
-          <w:bottom w:val="single" w:sz="8" w:space="4" w:color="1F4E79"/>
-        </w:pBdr>
-      </w:pPr>
-      <w:r>
-        <w:rPr>
-          <w:rFonts w:ascii="Aptos Display" w:hAnsi="Aptos Display"/>
-          <w:b/>
           <w:color w:val="1F4E79"/>
-          <w:sz w:val="22"/>
+          <w:sz w:val="21"/>
         </w:rPr>
         <w:t>CERTIFICATIONS</w:t>
       </w:r>
     </w:p>
     <w:p>
       <w:pPr>
-        <w:pStyle w:val="ListBullet"/>
-        <w:spacing w:after="20"/>
-        <w:ind w:left="259" w:hanging="173"/>
+        <w:spacing w:after="30"/>
+        <w:ind w:left="216"/>
       </w:pPr>
       <w:r>
-        <w:t>IBM SkillsBuild — Make Agentic AI Work for You</w:t>
+        <w:t>•  IBM SkillsBuild — Make Agentic AI Work for You</w:t>
       </w:r>
     </w:p>
     <w:p>
       <w:pPr>
-        <w:pStyle w:val="ListBullet"/>
-        <w:spacing w:after="20"/>
-        <w:ind w:left="259" w:hanging="173"/>
+        <w:spacing w:after="30"/>
+        <w:ind w:left="216"/>
       </w:pPr>
       <w:r>
-        <w:t>IBM SkillsBuild — AI Fundamentals: Foundations for Understanding AI</w:t>
+        <w:t>•  IBM SkillsBuild — AI Fundamentals: Foundations for Understanding AI</w:t>
       </w:r>
     </w:p>
     <w:p>
       <w:pPr>
-        <w:pStyle w:val="ListBullet"/>
-        <w:spacing w:after="20"/>
-        <w:ind w:left="259" w:hanging="173"/>
+        <w:spacing w:after="30"/>
+        <w:ind w:left="216"/>
       </w:pPr>
       <w:r>
-        <w:t>IBM SkillsBuild — Code Generation and Optimization Using IBM Granite</w:t>
+        <w:t>•  IBM SkillsBuild — Code Generation and Optimization Using IBM Granite</w:t>
       </w:r>
     </w:p>
     <w:p>
       <w:pPr>
-        <w:spacing w:before="140" w:after="60"/>
+        <w:keepNext/>
+        <w:spacing w:before="160" w:after="60"/>
         <w:pBdr>
-          <w:bottom w:val="single" w:sz="8" w:space="4" w:color="1F4E79"/>
+          <w:bottom w:val="single" w:sz="8" w:space="2" w:color="1F4E79"/>
         </w:pBdr>
       </w:pPr>
       <w:r>
         <w:rPr>
-          <w:rFonts w:ascii="Aptos Display" w:hAnsi="Aptos Display"/>
           <w:b/>
           <w:color w:val="1F4E79"/>
-          <w:sz w:val="22"/>
+          <w:sz w:val="21"/>
         </w:rPr>
         <w:t>LANGUES</w:t>
       </w:r>
     </w:p>
     <w:p>
       <w:pPr>
-        <w:spacing w:after="20"/>
+        <w:spacing w:after="0"/>
+        <w:ind w:left="216"/>
       </w:pPr>
       <w:r>
         <w:rPr>
           <w:b/>
         </w:rPr>
-        <w:t xml:space="preserve">Arabe : </w:t>
+        <w:t xml:space="preserve">•  Arabe : </w:t>
       </w:r>
       <w:r>
-        <w:t>Langue maternelle</w:t>
+        <w:t xml:space="preserve">Langue maternelle    |    </w:t>
       </w:r>
-    </w:p>
-    <w:p>
-      <w:pPr>
-        <w:spacing w:after="20"/>
-      </w:pPr>
       <w:r>
         <w:rPr>
           <w:b/>
         </w:rPr>
-        <w:t xml:space="preserve">Français : </w:t>
+        <w:t xml:space="preserve">•  Français : </w:t>
       </w:r>
       <w:r>
-        <w:t>B2</w:t>
+        <w:t xml:space="preserve">Niveau B2    |    </w:t>
       </w:r>
-    </w:p>
-    <w:p>
-      <w:pPr>
-        <w:spacing w:after="20"/>
-      </w:pPr>
       <w:r>
         <w:rPr>
           <w:b/>
         </w:rPr>
-        <w:t xml:space="preserve">Anglais : </w:t>
+        <w:t xml:space="preserve">•  Anglais : </w:t>
       </w:r>
       <w:r>
-        <w:t>B1</w:t>
+        <w:t>Niveau B1</w:t>
       </w:r>
     </w:p>
     <w:sectPr>
-      <w:footerReference w:type="default" r:id="rId9"/>
       <w:pgSz w:w="12240" w:h="15840"/>
-      <w:pgMar w:top="792" w:right="1008" w:bottom="792" w:left="1008" w:header="720" w:footer="720" w:gutter="0"/>
+      <w:pgMar w:top="576" w:right="720" w:bottom="576" w:left="720" w:header="720" w:footer="720" w:gutter="0"/>
       <w:cols w:space="720"/>
       <w:docGrid w:linePitch="360"/>
     </w:sectPr>
   </w:body>
 </w:document>
-</file>
-
-<file path=word/footer1.xml><?xml version="1.0" encoding="utf-8"?>
-<w:ftr xmlns:m="http://schemas.openxmlformats.org/officeDocument/2006/math" xmlns:mc="http://schemas.openxmlformats.org/markup-compatibility/2006" xmlns:mo="http://schemas.microsoft.com/office/mac/office/2008/main" xmlns:mv="urn:schemas-microsoft-com:mac:vml" xmlns:o="urn:schemas-microsoft-com:office:office" xmlns:r="http://schemas.openxmlformats.org/officeDocument/2006/relationships" xmlns:v="urn:schemas-microsoft-com:vml" xmlns:w10="urn:schemas-microsoft-com:office:word" xmlns:w14="http://schemas.microsoft.com/office/word/2010/wordml" xmlns:w="http://schemas.openxmlformats.org/wordprocessingml/2006/main" xmlns:wne="http://schemas.microsoft.com/office/word/2006/wordml" xmlns:wp14="http://schemas.microsoft.com/office/word/2010/wordprocessingDrawing" xmlns:wp="http://schemas.openxmlformats.org/drawingml/2006/wordprocessingDrawing" xmlns:wpc="http://schemas.microsoft.com/office/word/2010/wordprocessingCanvas" xmlns:wpg="http://schemas.microsoft.com/office/word/2010/wordprocessingGroup" xmlns:wpi="http://schemas.microsoft.com/office/word/2010/wordprocessingInk" xmlns:wps="http://schemas.microsoft.com/office/word/2010/wordprocessingShape" mc:Ignorable="w14 wp14">
-  <w:p>
-    <w:pPr>
-      <w:pStyle w:val="Footer"/>
-      <w:jc w:val="center"/>
-    </w:pPr>
-    <w:r>
-      <w:rPr>
-        <w:color w:val="6E6E6E"/>
-        <w:sz w:val="15"/>
-      </w:rPr>
-      <w:t>BELAITER Adam • CV – Développement Informatique</w:t>
-    </w:r>
-  </w:p>
-</w:ftr>
 </file>
 
 <file path=word/numbering.xml><?xml version="1.0" encoding="utf-8"?>
@@ -720,7 +779,8 @@
     <w:qFormat/>
     <w:rsid w:val="00FC693F"/>
     <w:rPr>
-      <w:rFonts w:ascii="Aptos" w:hAnsi="Aptos"/>
+      <w:rFonts w:ascii="Calibri" w:hAnsi="Calibri"/>
+      <w:color w:val="282828"/>
       <w:sz w:val="19"/>
     </w:rPr>
   </w:style>
